--- a/companies/dev-mini/Engagements/Reeves, Miller and Thompson/2021.07.13 - Status Report - Reeves, Miller and Thompson v2 FINAL.docx
+++ b/companies/dev-mini/Engagements/Reeves, Miller and Thompson/2021.07.13 - Status Report - Reeves, Miller and Thompson v2 FINAL.docx
@@ -12,11 +12,7 @@
     </w:p>
     <w:p>
       <w:r>
-        <w:t>Prepared for: Reeves, Miller and Thompson leadership</w:t>
-        <w:br/>
-        <w:t>Prepared by: Cynthia Ball, Analyst</w:t>
-        <w:br/>
-        <w:t>Status: through the midpoint of the engagement</w:t>
+        <w:t>Prepared by Cynthia Ball, Analyst. This report covers the engagement from commencement to date and is written for the general manager's use. It is confidential to Reeves, Miller and Thompson and to our engagement team.</w:t>
       </w:r>
     </w:p>
     <w:p>
@@ -29,7 +25,7 @@
     </w:p>
     <w:p>
       <w:r>
-        <w:t>We are about halfway through the integration support engagement for Reeves, Miller and Thompson, and the work is on track and within budget. The current-state read of both organizations is complete, the integration plan is built and being executed, and we have moved from planning the integration to running it, which is where the value of the engagement is made. Nothing we have found so far changes the plan or the timeline we set at the start. Halfway is the point where an integration is either being run or merely being watched, and this one is being run: there is a plan, an owner on every move, and a weekly cadence that keeps the awkward items from going quiet. This report covers what we accomplished this period, the budget, what comes next, and the handful of items worth watching. I have kept it to what is actually settled; the moves still in flight are described as in flight, not as done.</w:t>
+        <w:t>The engagement is at its midpoint and on plan. The operating baseline is complete on both sides. The definitions work, which we expected to be the hardest part, is closed but for two terms. The systems recommendation is made and now waits on your decision. Nothing has occurred that would cause us to change the shape or the sequence of the plan agreed at kickoff. One item could move the timetable. It needs a decision from you, and it is set out under risks below.</w:t>
       </w:r>
     </w:p>
     <w:p>
@@ -42,75 +38,27 @@
     </w:p>
     <w:p>
       <w:r>
-        <w:t>The heart of this period was turning a plan on paper into moves that have actually landed. We built the integration from how each function runs today rather than from the org chart, which is slower at the front but keeps the plan honest, and it is now the working document the whole effort runs against.</w:t>
-      </w:r>
-    </w:p>
-    <w:p>
-      <w:pPr>
-        <w:pStyle w:val="ListBullet"/>
-      </w:pPr>
-      <w:r>
-        <w:t>Completed the current-state read across both organizations, function by function, and turned it into a single integration plan with an owner and a measure of done against every move.</w:t>
-      </w:r>
-    </w:p>
-    <w:p>
-      <w:pPr>
-        <w:pStyle w:val="ListBullet"/>
-      </w:pPr>
-      <w:r>
-        <w:t>Settled the combined reporting lines for the core functions, which unblocked a set of decisions that were waiting on them.</w:t>
-      </w:r>
-    </w:p>
-    <w:p>
-      <w:pPr>
-        <w:pStyle w:val="ListBullet"/>
-      </w:pPr>
-      <w:r>
-        <w:t>Stood up one integration tracker that shows every move, its owner, and its status on a single page, so the whole effort is visible in one place rather than scattered.</w:t>
-      </w:r>
-    </w:p>
-    <w:p>
-      <w:pPr>
-        <w:pStyle w:val="ListBullet"/>
-      </w:pPr>
-      <w:r>
-        <w:t>Began consolidating financial reporting onto a single basis, the first step toward running the combined business off one set of numbers.</w:t>
+        <w:t>1. Operating baseline, complete. Robert Miller and I have documented order intake, scheduling, delivery, and billing on both sides. The baseline was built from observation and thirty-one interviews rather than from procedure manuals, and every process was walked back through the supervisor who performs it. Two of the differences it surfaced were not visible in either company's own reporting.</w:t>
       </w:r>
     </w:p>
     <w:p>
       <w:r>
-        <w:t>The tracker deserves its own mention. Before it, the integration lived in a dozen inboxes and a few spreadsheets; now every move sits on one page with an owner and a status, and the weekly session runs off it. That is not glamorous, but it is the difference between an integration that is managed and one that is merely hoped for.</w:t>
+        <w:t>2. Definitions, substantially closed. Nineteen terms were in dispute between the two businesses. Seventeen are now agreed and written down. Jennifer Fletcher, Principal Consultant, carried this work. It sounds administrative and it is not. Until both sides meant the same thing by an open order, no combined number either business produced could be relied on, including the order book itself.</w:t>
       </w:r>
     </w:p>
     <w:p>
       <w:r>
-        <w:t>Robert Miller led the operational read that the plan rests on, and has been clear-eyed about the parts that are harder than they first looked. Jennifer Fletcher has kept the work anchored to the decisions your leadership actually faces, and has led the people and communications thread so the integration is not learned through rumor.</w:t>
-      </w:r>
-    </w:p>
-    <w:p>
-      <w:pPr>
-        <w:pStyle w:val="Heading2"/>
-      </w:pPr>
-      <w:r>
-        <w:t>Early View</w:t>
+        <w:t>3. Systems recommendation, delivered. We recommend converging order entry onto your system and carrying the acquired side's scheduling rules across as configuration. The written comparison, including the cost in the first month and the position at steady state, is with you. Robert Miller's view, which I share, is that the alternative looks cheaper for about ninety days and is not cheaper after that.</w:t>
       </w:r>
     </w:p>
     <w:p>
       <w:r>
-        <w:t>It is too early to call results, and I will not get ahead of the work, but the shape is encouraging. The combined reporting lines are settling faster than we planned, which frees attention for the harder operational moves. The one area we are watching closely is the gap between the two operating systems; the plan on paper is sound, but the cutover is where integrations of this kind usually lose time, so we are giving it room and a separate plan rather than treating it as one line among many.</w:t>
-      </w:r>
-    </w:p>
-    <w:p>
-      <w:pPr>
-        <w:pStyle w:val="Heading2"/>
-      </w:pPr>
-      <w:r>
-        <w:t>Budget</w:t>
+        <w:t>4. Organization and roles, drafted. The combined role map is complete in draft and has been reviewed with you alone. It is not circulating further at this stage and will not without your instruction.</w:t>
       </w:r>
     </w:p>
     <w:p>
       <w:r>
-        <w:t>The engagement is being delivered against the fixed professional fee of $99,500. Our effort to date is tracking within that budget, and because the fee is fixed, your cost does not move with the hours we invest. We are not anticipating any change to scope; if that view changes, you will hear it from us well in advance rather than at the end.</w:t>
+        <w:t>5. Decision log, in use. Every decision on this engagement sits on one log with an owner and a date needed against it. Forty-one entries stand on it: twenty-six closed, eleven assigned with a date, and four waiting on decisions described below. The log is current to this week, and it is the document I would ask you to read if you read only one.</w:t>
       </w:r>
     </w:p>
     <w:p>
@@ -122,35 +70,23 @@
       </w:r>
     </w:p>
     <w:p>
-      <w:pPr>
-        <w:pStyle w:val="ListBullet"/>
-      </w:pPr>
       <w:r>
-        <w:t>Carry the systems cutover forward as its own tracked project; it is the single hardest move in the plan, and we are treating it accordingly.</w:t>
+        <w:t>1. Cutover planning for order entry, once the systems decision is confirmed. Robert Miller will build the sequence, the fallback, and the exception process, and will rehearse the sequence with your dispatch supervisors before anything is switched.</w:t>
       </w:r>
     </w:p>
     <w:p>
-      <w:pPr>
-        <w:pStyle w:val="ListBullet"/>
-      </w:pPr>
       <w:r>
-        <w:t>Finish consolidating financial reporting onto one basis and hand the routine to your finance team.</w:t>
+        <w:t>2. Billing, sequenced behind order entry. We plan a single parallel cycle, with both systems producing invoices and only yours going out to customers.</w:t>
       </w:r>
     </w:p>
     <w:p>
-      <w:pPr>
-        <w:pStyle w:val="ListBullet"/>
-      </w:pPr>
       <w:r>
-        <w:t>Work the operational overlaps into the consolidated model without interrupting service to customers.</w:t>
+        <w:t>3. Customer terms. Jennifer Fletcher will work through the shared accounts where the two businesses hold different terms and bring you a recommendation on each. There are fewer of these than we feared, and three of them matter considerably more than the rest.</w:t>
       </w:r>
     </w:p>
     <w:p>
-      <w:pPr>
-        <w:pStyle w:val="ListBullet"/>
-      </w:pPr>
       <w:r>
-        <w:t>Close out the account-ownership and retention items so nothing important depends on an unanswered question.</w:t>
+        <w:t>4. Handover. We will start assembling the handover pack in the next period rather than at the end, so that you see it in draft while there is still time to tell us it is not what you want.</w:t>
       </w:r>
     </w:p>
     <w:p>
@@ -158,31 +94,12 @@
         <w:pStyle w:val="Heading2"/>
       </w:pPr>
       <w:r>
-        <w:t>What We Will Need From You</w:t>
+        <w:t>Engagement Budget</w:t>
       </w:r>
     </w:p>
     <w:p>
-      <w:pPr>
-        <w:pStyle w:val="ListBullet"/>
-      </w:pPr>
       <w:r>
-        <w:t>Timely decisions on the two open role questions, which a few downstream moves are waiting on.</w:t>
-      </w:r>
-    </w:p>
-    <w:p>
-      <w:pPr>
-        <w:pStyle w:val="ListBullet"/>
-      </w:pPr>
-      <w:r>
-        <w:t>Continued access to both finance teams during the reporting consolidation.</w:t>
-      </w:r>
-    </w:p>
-    <w:p>
-      <w:pPr>
-        <w:pStyle w:val="ListBullet"/>
-      </w:pPr>
-      <w:r>
-        <w:t>A short leadership check-in as the systems cutover plan firms up, since it touches the most people.</w:t>
+        <w:t>The engagement is being delivered against the fixed fee of $99,500 set out in the engagement letter. That figure has not changed and covers the scope described in that letter. Nothing we have done to date sits outside it. Billing has followed the monthly schedule in the letter and continues on that basis for the balance of the term. Out-of-pocket expenses are limited to travel between the two sites and are itemized on each invoice. One piece of work was absorbed rather than billed, being the second run of the customer overlap under the revised definition. It was rework caused by a definition that had not been settled, and we do not charge for that.</w:t>
       </w:r>
     </w:p>
     <w:p>
@@ -190,43 +107,27 @@
         <w:pStyle w:val="Heading2"/>
       </w:pPr>
       <w:r>
-        <w:t>Risks and Watch Items</w:t>
-      </w:r>
-    </w:p>
-    <w:p>
-      <w:pPr>
-        <w:pStyle w:val="ListBullet"/>
-      </w:pPr>
-      <w:r>
-        <w:t>Systems cutover. Bringing the two operations onto common systems is the hardest item in the plan; we have broken it out separately and are planning it in phases to keep the risk contained.</w:t>
-      </w:r>
-    </w:p>
-    <w:p>
-      <w:pPr>
-        <w:pStyle w:val="ListBullet"/>
-      </w:pPr>
-      <w:r>
-        <w:t>Key-account continuity. A few larger accounts still need a clearly named owner after the close, and ambiguity there is how an account quietly goes cold.</w:t>
-      </w:r>
-    </w:p>
-    <w:p>
-      <w:pPr>
-        <w:pStyle w:val="ListBullet"/>
-      </w:pPr>
-      <w:r>
-        <w:t>Retention. A small number of people on the acquired side are worth holding onto deliberately rather than hoping they stay; those conversations are underway.</w:t>
+        <w:t>Risks</w:t>
       </w:r>
     </w:p>
     <w:p>
       <w:r>
-        <w:t>We are pleased with where the integration stands and confident in the path from here. Please reach out with any questions in the meantime.</w:t>
+        <w:t>1. The systems decision. Everything after it is sequenced behind it, and the second half of the plan carries no slack. Each week the decision waits is a week the cutover moves, and it cannot move far before it collides with the closing weeks of the engagement.</w:t>
       </w:r>
     </w:p>
     <w:p>
       <w:r>
-        <w:t>Cynthia Ball</w:t>
-        <w:br/>
-        <w:t>Analyst</w:t>
+        <w:t>2. Key people on the acquired side. Two dispatchers hold the routing knowledge for that operation and neither set of rules is written down. Hiring into the role has been difficult all year. We are documenting the rules as a procedure, and the integration plan assumes that neither dispatcher stays. That is not a prediction about either of them. It is how we would plan the work in any case.</w:t>
+      </w:r>
+    </w:p>
+    <w:p>
+      <w:r>
+        <w:t>3. Communication to the acquired staff. If I were allowed to raise only one risk, it would be this one. Those employees know an integration is running, because they have been interviewed for it, and they have heard very little since. In our experience the silence is filled by whatever people fear most, and what they invent is harder to correct than anything you would have had to tell them. A short, plain, scheduled update from you carries more weight than anything we could write on your behalf.</w:t>
+      </w:r>
+    </w:p>
+    <w:p>
+      <w:r>
+        <w:t>The engagement is in good shape at the halfway mark, and the two decisions above are the whole of what stands between the plan and the second half of it. Robert Miller and Jennifer Fletcher are available for anything here you would sooner discuss by telephone, and so am I.</w:t>
       </w:r>
     </w:p>
     <w:sectPr>
